--- a/Modelagem de Sistemas/13 - Situação de aprendizado , UX.docx
+++ b/Modelagem de Sistemas/13 - Situação de aprendizado , UX.docx
@@ -123,23 +123,7 @@
           <w:sz w:val="24"/>
           <w:szCs w:val="24"/>
         </w:rPr>
-        <w:t>A </w:t>
-      </w:r>
-      <w:proofErr w:type="spellStart"/>
-      <w:r>
-        <w:rPr>
-          <w:sz w:val="24"/>
-          <w:szCs w:val="24"/>
-        </w:rPr>
-        <w:t>MetalForja</w:t>
-      </w:r>
-      <w:proofErr w:type="spellEnd"/>
-      <w:r>
-        <w:rPr>
-          <w:sz w:val="24"/>
-          <w:szCs w:val="24"/>
-        </w:rPr>
-        <w:t xml:space="preserve"> Nordeste é uma metalúrgica em Fortaleza que fabrica peças para a indústria automotiva. O supervisor de chão de fábrica, Seu Marcos, usa um sistema legado no computador da linha de produção para registrar paradas de máquina, trocar de turno e consultar o histórico de manutenção.</w:t>
+        <w:t>A MetalForja Nordeste é uma metalúrgica em Fortaleza que fabrica peças para a indústria automotiva. O supervisor de chão de fábrica, Seu Marcos, usa um sistema legado no computador da linha de produção para registrar paradas de máquina, trocar de turno e consultar o histórico de manutenção.</w:t>
       </w:r>
       <w:r>
         <w:rPr>
@@ -154,23 +138,7 @@
           <w:szCs w:val="24"/>
         </w:rPr>
         <w:br/>
-        <w:t xml:space="preserve">O problema: o sistema tem 14 telas diferentes, menus confusos e letras miúdas. Seu Marcos usa luva e tem os dedos grossos. Às 3h da manhã, quando uma prensa </w:t>
-      </w:r>
-      <w:proofErr w:type="gramStart"/>
-      <w:r>
-        <w:rPr>
-          <w:sz w:val="24"/>
-          <w:szCs w:val="24"/>
-        </w:rPr>
-        <w:t>para, ele</w:t>
-      </w:r>
-      <w:proofErr w:type="gramEnd"/>
-      <w:r>
-        <w:rPr>
-          <w:sz w:val="24"/>
-          <w:szCs w:val="24"/>
-        </w:rPr>
-        <w:t xml:space="preserve"> perde até 8 minutos tentando registrar o chamado — tempo em que a linha fica parada.</w:t>
+        <w:t>O problema: o sistema tem 14 telas diferentes, menus confusos e letras miúdas. Seu Marcos usa luva e tem os dedos grossos. Às 3h da manhã, quando uma prensa para, ele perde até 8 minutos tentando registrar o chamado — tempo em que a linha fica parada.</w:t>
       </w:r>
       <w:r>
         <w:rPr>
@@ -226,10 +194,7 @@
         <w:spacing w:after="0" w:line="240" w:lineRule="auto"/>
       </w:pPr>
       <w:r>
-        <w:t>Habilidade digital</w:t>
-      </w:r>
-      <w:r>
-        <w:t xml:space="preserve"> </w:t>
+        <w:t xml:space="preserve">Habilidade digital </w:t>
       </w:r>
       <w:r>
         <w:t xml:space="preserve">- </w:t>
@@ -242,19 +207,11 @@
       <w:pPr>
         <w:spacing w:after="0" w:line="240" w:lineRule="auto"/>
       </w:pPr>
-      <w:proofErr w:type="gramStart"/>
-      <w:r>
-        <w:t>Frustrações</w:t>
-      </w:r>
-      <w:r>
-        <w:t xml:space="preserve"> </w:t>
-      </w:r>
-      <w:r>
-        <w:t xml:space="preserve"> -</w:t>
-      </w:r>
-      <w:proofErr w:type="gramEnd"/>
-      <w:r>
-        <w:t xml:space="preserve"> </w:t>
+      <w:r>
+        <w:t xml:space="preserve">Frustrações </w:t>
+      </w:r>
+      <w:r>
+        <w:t xml:space="preserve"> - </w:t>
       </w:r>
       <w:r>
         <w:t>Menus escondidos, muitas confirmações, fonte pequena, mouse lento</w:t>
@@ -268,21 +225,10 @@
         <w:t>Necessidades</w:t>
       </w:r>
       <w:r>
-        <w:t xml:space="preserve"> </w:t>
-      </w:r>
-      <w:proofErr w:type="gramStart"/>
-      <w:r>
-        <w:t xml:space="preserve">- </w:t>
-      </w:r>
-      <w:r>
-        <w:t xml:space="preserve"> </w:t>
-      </w:r>
-      <w:r>
-        <w:t>Registrar</w:t>
-      </w:r>
-      <w:proofErr w:type="gramEnd"/>
-      <w:r>
-        <w:t xml:space="preserve"> parada em menos de 1 min, ver status das máquinas de relance, trocar de turno rápido</w:t>
+        <w:t xml:space="preserve"> - </w:t>
+      </w:r>
+      <w:r>
+        <w:t xml:space="preserve"> Registrar parada em menos de 1 min, ver status das máquinas de relance, trocar de turno rápido</w:t>
       </w:r>
     </w:p>
     <w:p>
@@ -290,10 +236,7 @@
         <w:spacing w:after="0" w:line="240" w:lineRule="auto"/>
       </w:pPr>
       <w:r>
-        <w:t>Contexto físico</w:t>
-      </w:r>
-      <w:r>
-        <w:t xml:space="preserve"> </w:t>
+        <w:t xml:space="preserve">Contexto físico </w:t>
       </w:r>
       <w:r>
         <w:t xml:space="preserve">- </w:t>
@@ -325,6 +268,7 @@
         <w:rPr>
           <w:b/>
           <w:bCs/>
+          <w:noProof/>
         </w:rPr>
         <w:drawing>
           <wp:anchor distT="0" distB="0" distL="114300" distR="114300" simplePos="0" relativeHeight="251658240" behindDoc="0" locked="0" layoutInCell="1" allowOverlap="1" wp14:anchorId="551D5D01" wp14:editId="2EA51E20">
@@ -390,15 +334,7 @@
           <w:b/>
           <w:bCs/>
         </w:rPr>
-        <w:t xml:space="preserve">la principal </w:t>
-      </w:r>
-      <w:proofErr w:type="gramStart"/>
-      <w:r>
-        <w:rPr>
-          <w:b/>
-          <w:bCs/>
-        </w:rPr>
-        <w:t xml:space="preserve">do  </w:t>
+        <w:t xml:space="preserve">la principal do  </w:t>
       </w:r>
       <w:r>
         <w:rPr>
@@ -416,17 +352,7 @@
           <w:sz w:val="24"/>
           <w:szCs w:val="24"/>
         </w:rPr>
-        <w:t>istema</w:t>
-      </w:r>
-      <w:proofErr w:type="gramEnd"/>
-      <w:r>
-        <w:rPr>
-          <w:b/>
-          <w:bCs/>
-          <w:sz w:val="24"/>
-          <w:szCs w:val="24"/>
-        </w:rPr>
-        <w:t xml:space="preserve"> legado em uso hoje</w:t>
+        <w:t>istema legado em uso hoje</w:t>
       </w:r>
     </w:p>
     <w:p>
@@ -580,14 +506,7 @@
           <w:b/>
           <w:bCs/>
         </w:rPr>
-        <w:t>5 problemas de usabilidade</w:t>
-      </w:r>
-      <w:r>
-        <w:rPr>
-          <w:b/>
-          <w:bCs/>
-        </w:rPr>
-        <w:t xml:space="preserve"> </w:t>
+        <w:t xml:space="preserve">5 problemas de usabilidade </w:t>
       </w:r>
       <w:r>
         <w:t>concretos (além dos já apontados nas dicas em vermelho). Pensem no contexto físico do Seu Marcos.</w:t>
@@ -613,14 +532,7 @@
           <w:b/>
           <w:bCs/>
         </w:rPr>
-        <w:t>frase do problema</w:t>
-      </w:r>
-      <w:r>
-        <w:rPr>
-          <w:b/>
-          <w:bCs/>
-        </w:rPr>
-        <w:t xml:space="preserve"> </w:t>
+        <w:t xml:space="preserve">frase do problema </w:t>
       </w:r>
       <w:r>
         <w:t>no formato:</w:t>
@@ -656,14 +568,7 @@
           <w:b/>
           <w:bCs/>
         </w:rPr>
-        <w:t>3 tarefas críticas</w:t>
-      </w:r>
-      <w:r>
-        <w:rPr>
-          <w:b/>
-          <w:bCs/>
-        </w:rPr>
-        <w:t xml:space="preserve"> </w:t>
+        <w:t xml:space="preserve">3 tarefas críticas </w:t>
       </w:r>
       <w:r>
         <w:t>que a nova tela principal deve resolver, ordenadas por prioridade.</w:t>
@@ -701,22 +606,7 @@
         <w:spacing w:line="240" w:lineRule="auto"/>
       </w:pPr>
       <w:r>
-        <w:t>Escrevam</w:t>
-      </w:r>
-      <w:r>
-        <w:t xml:space="preserve"> </w:t>
-      </w:r>
-      <w:r>
-        <w:t>pelo menos 4 requisitos de interface</w:t>
-      </w:r>
-      <w:r>
-        <w:t xml:space="preserve"> </w:t>
-      </w:r>
-      <w:r>
-        <w:t>baseados na persona e no contexto</w:t>
-      </w:r>
-      <w:r>
-        <w:t>.</w:t>
+        <w:t>Escrevam pelo menos 4 requisitos de interface baseados na persona e no contexto.</w:t>
       </w:r>
     </w:p>
     <w:p>
@@ -737,40 +627,19 @@
         <w:spacing w:line="240" w:lineRule="auto"/>
       </w:pPr>
       <w:r>
-        <w:t>Definam</w:t>
-      </w:r>
-      <w:r>
-        <w:t xml:space="preserve"> 3</w:t>
-      </w:r>
-      <w:r>
-        <w:t xml:space="preserve"> critérios de sucesso mensuráveis</w:t>
-      </w:r>
-      <w:r>
-        <w:t xml:space="preserve"> </w:t>
-      </w:r>
-      <w:r>
-        <w:t>para o novo design (ex.: "registrar parada em no máximo 2 cliques").</w:t>
+        <w:t>Definam 3 critérios de sucesso mensuráveis para o novo design (ex.: "registrar parada em no máximo 2 cliques").</w:t>
       </w:r>
     </w:p>
     <w:p>
       <w:pPr>
         <w:spacing w:line="240" w:lineRule="auto"/>
       </w:pPr>
-      <w:proofErr w:type="spellStart"/>
       <w:r>
         <w:rPr>
           <w:b/>
           <w:bCs/>
         </w:rPr>
-        <w:t>Wireframe</w:t>
-      </w:r>
-      <w:proofErr w:type="spellEnd"/>
-      <w:r>
-        <w:rPr>
-          <w:b/>
-          <w:bCs/>
-        </w:rPr>
-        <w:t xml:space="preserve"> da nova tela</w:t>
+        <w:t>Wireframe da nova tela</w:t>
       </w:r>
       <w:r>
         <w:rPr>
@@ -780,44 +649,21 @@
         <w:t xml:space="preserve">: </w:t>
       </w:r>
       <w:r>
-        <w:t xml:space="preserve">Criação do protótipo de baixa fidelidade. O </w:t>
-      </w:r>
-      <w:proofErr w:type="spellStart"/>
-      <w:r>
-        <w:t>wireframe</w:t>
-      </w:r>
-      <w:proofErr w:type="spellEnd"/>
-      <w:r>
-        <w:t xml:space="preserve"> deve mostrar a estrutura da tela, a hierarquia dos elementos e justificar cada decisão com base nos requisitos definidos.</w:t>
+        <w:t>Criação do protótipo de baixa fidelidade. O wireframe deve mostrar a estrutura da tela, a hierarquia dos elementos e justificar cada decisão com base nos requisitos definidos.</w:t>
       </w:r>
       <w:r>
         <w:br/>
       </w:r>
       <w:r>
         <w:br/>
-      </w:r>
-      <w:proofErr w:type="spellStart"/>
-      <w:r>
-        <w:t>Obs</w:t>
-      </w:r>
-      <w:proofErr w:type="spellEnd"/>
-      <w:r>
-        <w:t xml:space="preserve">: Pesquisar antes sobre </w:t>
+        <w:t xml:space="preserve">Obs: Pesquisar antes sobre </w:t>
       </w:r>
       <w:r>
         <w:rPr>
           <w:b/>
           <w:bCs/>
         </w:rPr>
-        <w:t xml:space="preserve">frase do </w:t>
-      </w:r>
-      <w:proofErr w:type="gramStart"/>
-      <w:r>
-        <w:rPr>
-          <w:b/>
-          <w:bCs/>
-        </w:rPr>
-        <w:t xml:space="preserve">problema </w:t>
+        <w:t xml:space="preserve">frase do problema </w:t>
       </w:r>
       <w:r>
         <w:rPr>
@@ -831,36 +677,14 @@
           <w:b/>
           <w:bCs/>
         </w:rPr>
-        <w:t>requisitos</w:t>
-      </w:r>
-      <w:proofErr w:type="gramEnd"/>
-      <w:r>
-        <w:rPr>
-          <w:b/>
-          <w:bCs/>
-        </w:rPr>
-        <w:t xml:space="preserve"> de interface e </w:t>
-      </w:r>
-      <w:proofErr w:type="spellStart"/>
-      <w:r>
-        <w:rPr>
-          <w:b/>
-          <w:bCs/>
-        </w:rPr>
-        <w:t>wireframes</w:t>
-      </w:r>
-      <w:proofErr w:type="spellEnd"/>
-      <w:r>
-        <w:t xml:space="preserve">. (Conceitos, </w:t>
-      </w:r>
-      <w:proofErr w:type="gramStart"/>
-      <w:r>
-        <w:t>exemplos, etc</w:t>
+        <w:t>requisitos de interface e wireframes</w:t>
+      </w:r>
+      <w:r>
+        <w:t>. (Conceitos, exemplos, etc</w:t>
       </w:r>
       <w:r>
         <w:t>.</w:t>
       </w:r>
-      <w:proofErr w:type="gramEnd"/>
       <w:r>
         <w:t>)</w:t>
       </w:r>
@@ -6035,6 +5859,7 @@
   <w:style w:type="character" w:default="1" w:styleId="Fontepargpadro">
     <w:name w:val="Default Paragraph Font"/>
     <w:uiPriority w:val="1"/>
+    <w:semiHidden/>
     <w:unhideWhenUsed/>
   </w:style>
   <w:style w:type="table" w:default="1" w:styleId="Tabelanormal">
